--- a/progress-report/tranquocdinh_da24tta_baocaotiendoo.docx
+++ b/progress-report/tranquocdinh_da24tta_baocaotiendoo.docx
@@ -737,7 +737,6 @@
           <w:p>
             <w:pPr>
               <w:spacing w:before="60" w:after="60" w:line="312" w:lineRule="auto"/>
-              <w:jc w:val="both"/>
               <w:rPr>
                 <w:sz w:val="26"/>
                 <w:szCs w:val="26"/>
@@ -1008,6 +1007,22 @@
                 <w:lang w:eastAsia="zh-TW"/>
               </w:rPr>
               <w:lastRenderedPageBreak/>
+              <w:t>-</w:t>
+            </w:r>
+            <w:r>
+              <w:rPr>
+                <w:sz w:val="26"/>
+                <w:szCs w:val="26"/>
+                <w:lang w:eastAsia="zh-TW"/>
+              </w:rPr>
+              <w:t xml:space="preserve"> </w:t>
+            </w:r>
+            <w:r>
+              <w:rPr>
+                <w:sz w:val="26"/>
+                <w:szCs w:val="26"/>
+                <w:lang w:eastAsia="zh-TW"/>
+              </w:rPr>
               <w:t>Xây dựng giao diện Trang chủ, Giới thiệu và Mẫu website bằng React và Tailwind CSS dựa trên bản thiết kế Figma trong Tuần 3.</w:t>
             </w:r>
           </w:p>
@@ -1066,16 +1081,89 @@
               <w:rPr>
                 <w:sz w:val="26"/>
                 <w:szCs w:val="26"/>
+                <w:lang w:eastAsia="zh-TW"/>
+              </w:rPr>
+            </w:pPr>
+            <w:r>
+              <w:rPr>
+                <w:sz w:val="26"/>
+                <w:szCs w:val="26"/>
                 <w:lang w:val="de-DE" w:eastAsia="zh-TW"/>
               </w:rPr>
-            </w:pPr>
-            <w:r>
+              <w:t>-</w:t>
+            </w:r>
+            <w:r>
+              <w:rPr>
+                <w:sz w:val="26"/>
+                <w:szCs w:val="26"/>
+                <w:lang w:eastAsia="zh-TW"/>
+              </w:rPr>
+              <w:t xml:space="preserve"> </w:t>
+            </w:r>
+            <w:r>
+              <w:rPr>
+                <w:sz w:val="26"/>
+                <w:szCs w:val="26"/>
+                <w:lang w:eastAsia="zh-TW"/>
+              </w:rPr>
+              <w:t>Xây dựng cấu trúc thư mục dự án cho React và Tailwind CSS</w:t>
+            </w:r>
+            <w:r>
+              <w:rPr>
+                <w:sz w:val="26"/>
+                <w:szCs w:val="26"/>
+                <w:lang w:eastAsia="zh-TW"/>
+              </w:rPr>
+              <w:t>.</w:t>
+            </w:r>
+          </w:p>
+          <w:p>
+            <w:pPr>
+              <w:spacing w:before="60" w:after="60" w:line="312" w:lineRule="auto"/>
+              <w:rPr>
+                <w:sz w:val="26"/>
+                <w:szCs w:val="26"/>
+              </w:rPr>
+            </w:pPr>
+            <w:r>
+              <w:rPr>
+                <w:sz w:val="26"/>
+                <w:szCs w:val="26"/>
+                <w:lang w:eastAsia="zh-TW"/>
+              </w:rPr>
+              <w:t>-</w:t>
+            </w:r>
+            <w:r>
+              <w:rPr>
+                <w:sz w:val="26"/>
+                <w:szCs w:val="26"/>
+              </w:rPr>
+              <w:t xml:space="preserve"> Xây dựng giao diện hoàn chỉnh cho Trang chủ, Giới thiệu và trang danh sách Mẫu website dựa trên bản thiết kế Figma</w:t>
+            </w:r>
+            <w:r>
+              <w:rPr>
+                <w:sz w:val="26"/>
+                <w:szCs w:val="26"/>
+              </w:rPr>
+              <w:t>.</w:t>
+            </w:r>
+          </w:p>
+          <w:p>
+            <w:pPr>
+              <w:spacing w:before="60" w:after="60" w:line="312" w:lineRule="auto"/>
               <w:rPr>
                 <w:sz w:val="26"/>
                 <w:szCs w:val="26"/>
                 <w:lang w:val="de-DE" w:eastAsia="zh-TW"/>
               </w:rPr>
-              <w:t xml:space="preserve">     </w:t>
+            </w:pPr>
+            <w:r>
+              <w:rPr>
+                <w:sz w:val="26"/>
+                <w:szCs w:val="26"/>
+                <w:lang w:eastAsia="zh-TW"/>
+              </w:rPr>
+              <w:t>- Dựng các Components dùng chung (Header, Footer, Card mẫu website, Tìm kiếm,...).</w:t>
             </w:r>
           </w:p>
         </w:tc>
@@ -1089,17 +1177,92 @@
               <w:rPr>
                 <w:sz w:val="26"/>
                 <w:szCs w:val="26"/>
+                <w:lang w:eastAsia="zh-TW"/>
+              </w:rPr>
+            </w:pPr>
+            <w:r>
+              <w:rPr>
+                <w:sz w:val="26"/>
+                <w:szCs w:val="26"/>
+                <w:lang w:eastAsia="zh-TW"/>
+              </w:rPr>
+              <w:t xml:space="preserve">- Mới hoàn thành dựng giao diện 2 trang chính (Trang chủ, Giới thiệu) khớp thiết kế, đảm bảo hiển thị Responsive. </w:t>
+            </w:r>
+          </w:p>
+          <w:p>
+            <w:pPr>
+              <w:spacing w:before="60" w:after="60" w:line="312" w:lineRule="auto"/>
+              <w:rPr>
+                <w:b/>
+                <w:bCs/>
+                <w:sz w:val="26"/>
+                <w:szCs w:val="26"/>
+                <w:lang w:eastAsia="zh-TW"/>
+              </w:rPr>
+            </w:pPr>
+            <w:r>
+              <w:rPr>
+                <w:b/>
+                <w:bCs/>
+                <w:sz w:val="26"/>
+                <w:szCs w:val="26"/>
+                <w:lang w:eastAsia="zh-TW"/>
+              </w:rPr>
+              <w:t xml:space="preserve">Link vercel: </w:t>
+            </w:r>
+            <w:hyperlink r:id="rId8" w:history="1">
+              <w:r>
+                <w:rPr>
+                  <w:rStyle w:val="Hyperlink"/>
+                  <w:sz w:val="26"/>
+                  <w:szCs w:val="26"/>
+                  <w:lang w:eastAsia="zh-TW"/>
+                </w:rPr>
+                <w:t>https://csn-da24tta-tranquocdinh-banwebsite.vercel.app/</w:t>
+              </w:r>
+            </w:hyperlink>
+          </w:p>
+          <w:p>
+            <w:pPr>
+              <w:spacing w:before="60" w:after="60" w:line="312" w:lineRule="auto"/>
+              <w:rPr>
+                <w:b/>
+                <w:bCs/>
+                <w:sz w:val="26"/>
+                <w:szCs w:val="26"/>
+                <w:lang w:eastAsia="zh-TW"/>
+              </w:rPr>
+            </w:pPr>
+            <w:r>
+              <w:rPr>
+                <w:b/>
+                <w:bCs/>
+                <w:sz w:val="26"/>
+                <w:szCs w:val="26"/>
+                <w:lang w:eastAsia="zh-TW"/>
+              </w:rPr>
+              <w:t xml:space="preserve">Minh chứng: </w:t>
+            </w:r>
+            <w:hyperlink r:id="rId9" w:history="1">
+              <w:r>
+                <w:rPr>
+                  <w:rStyle w:val="Hyperlink"/>
+                  <w:sz w:val="26"/>
+                  <w:szCs w:val="26"/>
+                </w:rPr>
+                <w:t>https://drive.google.com/drive/folders/1CFTCBsMU2KoGj3JulMhl6ky3Pe3FWDUg?usp=sharing</w:t>
+              </w:r>
+            </w:hyperlink>
+          </w:p>
+          <w:p>
+            <w:pPr>
+              <w:spacing w:before="60" w:after="60" w:line="312" w:lineRule="auto"/>
+              <w:rPr>
+                <w:sz w:val="26"/>
+                <w:szCs w:val="26"/>
                 <w:lang w:val="de-DE" w:eastAsia="zh-TW"/>
               </w:rPr>
             </w:pPr>
-            <w:r>
-              <w:rPr>
-                <w:sz w:val="26"/>
-                <w:szCs w:val="26"/>
-                <w:lang w:val="de-DE" w:eastAsia="zh-TW"/>
-              </w:rPr>
-              <w:t xml:space="preserve">     </w:t>
-            </w:r>
           </w:p>
         </w:tc>
         <w:tc>
@@ -1109,19 +1272,75 @@
           <w:p>
             <w:pPr>
               <w:spacing w:before="60" w:after="60" w:line="312" w:lineRule="auto"/>
-              <w:rPr>
+              <w:jc w:val="both"/>
+              <w:rPr>
+                <w:sz w:val="26"/>
+                <w:szCs w:val="26"/>
+                <w:lang w:eastAsia="zh-TW"/>
+              </w:rPr>
+            </w:pPr>
+            <w:r>
+              <w:rPr>
+                <w:b/>
+                <w:bCs/>
                 <w:sz w:val="26"/>
                 <w:szCs w:val="26"/>
                 <w:lang w:val="de-DE" w:eastAsia="zh-TW"/>
               </w:rPr>
-            </w:pPr>
-            <w:r>
-              <w:rPr>
+              <w:lastRenderedPageBreak/>
+              <w:t>- Khó khăn:</w:t>
+            </w:r>
+            <w:r>
+              <w:rPr>
+                <w:b/>
+                <w:bCs/>
                 <w:sz w:val="26"/>
                 <w:szCs w:val="26"/>
                 <w:lang w:val="de-DE" w:eastAsia="zh-TW"/>
               </w:rPr>
-              <w:t xml:space="preserve">     </w:t>
+              <w:t xml:space="preserve"> </w:t>
+            </w:r>
+            <w:r>
+              <w:rPr>
+                <w:sz w:val="26"/>
+                <w:szCs w:val="26"/>
+                <w:lang w:eastAsia="zh-TW"/>
+              </w:rPr>
+              <w:t>Chưa có đủ bộ banner, hình ảnh minh họa và logo chính thức để hoàn thiện nội dung trực quan cho website.</w:t>
+            </w:r>
+          </w:p>
+          <w:p>
+            <w:pPr>
+              <w:spacing w:before="60" w:after="60" w:line="312" w:lineRule="auto"/>
+              <w:jc w:val="both"/>
+              <w:rPr>
+                <w:b/>
+                <w:bCs/>
+                <w:sz w:val="26"/>
+                <w:szCs w:val="26"/>
+                <w:lang w:val="de-DE" w:eastAsia="zh-TW"/>
+              </w:rPr>
+            </w:pPr>
+            <w:r>
+              <w:rPr>
+                <w:b/>
+                <w:bCs/>
+                <w:sz w:val="26"/>
+                <w:szCs w:val="26"/>
+                <w:lang w:val="de-DE" w:eastAsia="zh-TW"/>
+              </w:rPr>
+              <w:t>- Giải pháp:</w:t>
+            </w:r>
+            <w:r>
+              <w:t xml:space="preserve"> </w:t>
+            </w:r>
+            <w:r>
+              <w:rPr>
+                <w:sz w:val="26"/>
+                <w:szCs w:val="26"/>
+                <w:lang w:eastAsia="zh-TW"/>
+              </w:rPr>
+              <w:t>Tổng hợp và lựa chọn bộ hình ảnh minh họa, thiết kế logo chính thức trong Tuần 4.</w:t>
             </w:r>
           </w:p>
         </w:tc>
@@ -1135,15 +1354,92 @@
               <w:rPr>
                 <w:sz w:val="26"/>
                 <w:szCs w:val="26"/>
-              </w:rPr>
-            </w:pPr>
-            <w:r>
-              <w:rPr>
-                <w:sz w:val="26"/>
-                <w:szCs w:val="26"/>
-                <w:lang w:val="de-DE" w:eastAsia="zh-TW"/>
-              </w:rPr>
-              <w:t xml:space="preserve">     </w:t>
+                <w:lang w:eastAsia="zh-TW"/>
+              </w:rPr>
+            </w:pPr>
+            <w:r>
+              <w:rPr>
+                <w:sz w:val="26"/>
+                <w:szCs w:val="26"/>
+                <w:lang w:eastAsia="zh-TW"/>
+              </w:rPr>
+              <w:t>- Hoàn thiện giao diện các trang còn lại: Chi tiết mẫu, Giỏ hàng, Đơn hàng, Đăng nhập và Đăng ký</w:t>
+            </w:r>
+            <w:r>
+              <w:rPr>
+                <w:sz w:val="26"/>
+                <w:szCs w:val="26"/>
+                <w:lang w:eastAsia="zh-TW"/>
+              </w:rPr>
+              <w:t>,..</w:t>
+            </w:r>
+            <w:r>
+              <w:rPr>
+                <w:sz w:val="26"/>
+                <w:szCs w:val="26"/>
+                <w:lang w:eastAsia="zh-TW"/>
+              </w:rPr>
+              <w:t xml:space="preserve"> trong tuần 4.</w:t>
+            </w:r>
+          </w:p>
+          <w:p>
+            <w:pPr>
+              <w:spacing w:before="60" w:after="60" w:line="312" w:lineRule="auto"/>
+              <w:rPr>
+                <w:sz w:val="26"/>
+                <w:szCs w:val="26"/>
+                <w:lang w:eastAsia="zh-TW"/>
+              </w:rPr>
+            </w:pPr>
+            <w:r>
+              <w:rPr>
+                <w:sz w:val="26"/>
+                <w:szCs w:val="26"/>
+                <w:lang w:eastAsia="zh-TW"/>
+              </w:rPr>
+              <w:t xml:space="preserve">- </w:t>
+            </w:r>
+            <w:r>
+              <w:rPr>
+                <w:sz w:val="26"/>
+                <w:szCs w:val="26"/>
+                <w:lang w:eastAsia="zh-TW"/>
+              </w:rPr>
+              <w:t>Cài đặt và tích hợp React Router DOM để điều hướng mượt mà giữa tất cả các trang</w:t>
+            </w:r>
+            <w:r>
+              <w:rPr>
+                <w:sz w:val="26"/>
+                <w:szCs w:val="26"/>
+                <w:lang w:eastAsia="zh-TW"/>
+              </w:rPr>
+              <w:t>.</w:t>
+            </w:r>
+          </w:p>
+          <w:p>
+            <w:pPr>
+              <w:spacing w:before="60" w:after="60" w:line="312" w:lineRule="auto"/>
+              <w:rPr>
+                <w:sz w:val="26"/>
+                <w:szCs w:val="26"/>
+                <w:lang w:eastAsia="zh-TW"/>
+              </w:rPr>
+            </w:pPr>
+            <w:r>
+              <w:rPr>
+                <w:sz w:val="26"/>
+                <w:szCs w:val="26"/>
+                <w:lang w:eastAsia="zh-TW"/>
+              </w:rPr>
+              <w:t xml:space="preserve">- </w:t>
+            </w:r>
+            <w:r>
+              <w:rPr>
+                <w:sz w:val="26"/>
+                <w:szCs w:val="26"/>
+                <w:lang w:eastAsia="zh-TW"/>
+              </w:rPr>
+              <w:t>Chọn bộ banner, hình ảnh minh họa và thiết kế logo chính thức cho website.</w:t>
             </w:r>
           </w:p>
         </w:tc>
@@ -2309,6 +2605,118 @@
     </w:lvl>
   </w:abstractNum>
   <w:abstractNum w:abstractNumId="3" w15:restartNumberingAfterBreak="0">
+    <w:nsid w:val="146F14A1"/>
+    <w:multiLevelType w:val="hybridMultilevel"/>
+    <w:tmpl w:val="2F52CE96"/>
+    <w:lvl w:ilvl="0" w:tplc="AFE69BAA">
+      <w:numFmt w:val="bullet"/>
+      <w:lvlText w:val="-"/>
+      <w:lvlJc w:val="left"/>
+      <w:pPr>
+        <w:ind w:left="720" w:hanging="360"/>
+      </w:pPr>
+      <w:rPr>
+        <w:rFonts w:ascii="Times New Roman" w:eastAsia="Times New Roman" w:hAnsi="Times New Roman" w:cs="Times New Roman" w:hint="default"/>
+      </w:rPr>
+    </w:lvl>
+    <w:lvl w:ilvl="1" w:tplc="04090003" w:tentative="1">
+      <w:start w:val="1"/>
+      <w:numFmt w:val="bullet"/>
+      <w:lvlText w:val="o"/>
+      <w:lvlJc w:val="left"/>
+      <w:pPr>
+        <w:ind w:left="1440" w:hanging="360"/>
+      </w:pPr>
+      <w:rPr>
+        <w:rFonts w:ascii="Courier New" w:hAnsi="Courier New" w:cs="Courier New" w:hint="default"/>
+      </w:rPr>
+    </w:lvl>
+    <w:lvl w:ilvl="2" w:tplc="04090005" w:tentative="1">
+      <w:start w:val="1"/>
+      <w:numFmt w:val="bullet"/>
+      <w:lvlText w:val=""/>
+      <w:lvlJc w:val="left"/>
+      <w:pPr>
+        <w:ind w:left="2160" w:hanging="360"/>
+      </w:pPr>
+      <w:rPr>
+        <w:rFonts w:ascii="Wingdings" w:hAnsi="Wingdings" w:hint="default"/>
+      </w:rPr>
+    </w:lvl>
+    <w:lvl w:ilvl="3" w:tplc="04090001" w:tentative="1">
+      <w:start w:val="1"/>
+      <w:numFmt w:val="bullet"/>
+      <w:lvlText w:val=""/>
+      <w:lvlJc w:val="left"/>
+      <w:pPr>
+        <w:ind w:left="2880" w:hanging="360"/>
+      </w:pPr>
+      <w:rPr>
+        <w:rFonts w:ascii="Symbol" w:hAnsi="Symbol" w:hint="default"/>
+      </w:rPr>
+    </w:lvl>
+    <w:lvl w:ilvl="4" w:tplc="04090003" w:tentative="1">
+      <w:start w:val="1"/>
+      <w:numFmt w:val="bullet"/>
+      <w:lvlText w:val="o"/>
+      <w:lvlJc w:val="left"/>
+      <w:pPr>
+        <w:ind w:left="3600" w:hanging="360"/>
+      </w:pPr>
+      <w:rPr>
+        <w:rFonts w:ascii="Courier New" w:hAnsi="Courier New" w:cs="Courier New" w:hint="default"/>
+      </w:rPr>
+    </w:lvl>
+    <w:lvl w:ilvl="5" w:tplc="04090005" w:tentative="1">
+      <w:start w:val="1"/>
+      <w:numFmt w:val="bullet"/>
+      <w:lvlText w:val=""/>
+      <w:lvlJc w:val="left"/>
+      <w:pPr>
+        <w:ind w:left="4320" w:hanging="360"/>
+      </w:pPr>
+      <w:rPr>
+        <w:rFonts w:ascii="Wingdings" w:hAnsi="Wingdings" w:hint="default"/>
+      </w:rPr>
+    </w:lvl>
+    <w:lvl w:ilvl="6" w:tplc="04090001" w:tentative="1">
+      <w:start w:val="1"/>
+      <w:numFmt w:val="bullet"/>
+      <w:lvlText w:val=""/>
+      <w:lvlJc w:val="left"/>
+      <w:pPr>
+        <w:ind w:left="5040" w:hanging="360"/>
+      </w:pPr>
+      <w:rPr>
+        <w:rFonts w:ascii="Symbol" w:hAnsi="Symbol" w:hint="default"/>
+      </w:rPr>
+    </w:lvl>
+    <w:lvl w:ilvl="7" w:tplc="04090003" w:tentative="1">
+      <w:start w:val="1"/>
+      <w:numFmt w:val="bullet"/>
+      <w:lvlText w:val="o"/>
+      <w:lvlJc w:val="left"/>
+      <w:pPr>
+        <w:ind w:left="5760" w:hanging="360"/>
+      </w:pPr>
+      <w:rPr>
+        <w:rFonts w:ascii="Courier New" w:hAnsi="Courier New" w:cs="Courier New" w:hint="default"/>
+      </w:rPr>
+    </w:lvl>
+    <w:lvl w:ilvl="8" w:tplc="04090005" w:tentative="1">
+      <w:start w:val="1"/>
+      <w:numFmt w:val="bullet"/>
+      <w:lvlText w:val=""/>
+      <w:lvlJc w:val="left"/>
+      <w:pPr>
+        <w:ind w:left="6480" w:hanging="360"/>
+      </w:pPr>
+      <w:rPr>
+        <w:rFonts w:ascii="Wingdings" w:hAnsi="Wingdings" w:hint="default"/>
+      </w:rPr>
+    </w:lvl>
+  </w:abstractNum>
+  <w:abstractNum w:abstractNumId="4" w15:restartNumberingAfterBreak="0">
     <w:nsid w:val="17BF3BAB"/>
     <w:multiLevelType w:val="hybridMultilevel"/>
     <w:tmpl w:val="53F0942A"/>
@@ -2420,7 +2828,7 @@
       </w:rPr>
     </w:lvl>
   </w:abstractNum>
-  <w:abstractNum w:abstractNumId="4" w15:restartNumberingAfterBreak="0">
+  <w:abstractNum w:abstractNumId="5" w15:restartNumberingAfterBreak="0">
     <w:nsid w:val="19686181"/>
     <w:multiLevelType w:val="hybridMultilevel"/>
     <w:tmpl w:val="A494319C"/>
@@ -2532,7 +2940,7 @@
       </w:rPr>
     </w:lvl>
   </w:abstractNum>
-  <w:abstractNum w:abstractNumId="5" w15:restartNumberingAfterBreak="0">
+  <w:abstractNum w:abstractNumId="6" w15:restartNumberingAfterBreak="0">
     <w:nsid w:val="1F4251FB"/>
     <w:multiLevelType w:val="hybridMultilevel"/>
     <w:tmpl w:val="5BD0B1B2"/>
@@ -2644,7 +3052,7 @@
       </w:rPr>
     </w:lvl>
   </w:abstractNum>
-  <w:abstractNum w:abstractNumId="6" w15:restartNumberingAfterBreak="0">
+  <w:abstractNum w:abstractNumId="7" w15:restartNumberingAfterBreak="0">
     <w:nsid w:val="240D4786"/>
     <w:multiLevelType w:val="hybridMultilevel"/>
     <w:tmpl w:val="37D4442E"/>
@@ -2756,7 +3164,119 @@
       </w:rPr>
     </w:lvl>
   </w:abstractNum>
-  <w:abstractNum w:abstractNumId="7" w15:restartNumberingAfterBreak="0">
+  <w:abstractNum w:abstractNumId="8" w15:restartNumberingAfterBreak="0">
+    <w:nsid w:val="24342936"/>
+    <w:multiLevelType w:val="hybridMultilevel"/>
+    <w:tmpl w:val="36081F1E"/>
+    <w:lvl w:ilvl="0" w:tplc="DE16A090">
+      <w:numFmt w:val="bullet"/>
+      <w:lvlText w:val="-"/>
+      <w:lvlJc w:val="left"/>
+      <w:pPr>
+        <w:ind w:left="720" w:hanging="360"/>
+      </w:pPr>
+      <w:rPr>
+        <w:rFonts w:ascii="Times New Roman" w:eastAsia="Times New Roman" w:hAnsi="Times New Roman" w:cs="Times New Roman" w:hint="default"/>
+      </w:rPr>
+    </w:lvl>
+    <w:lvl w:ilvl="1" w:tplc="04090003" w:tentative="1">
+      <w:start w:val="1"/>
+      <w:numFmt w:val="bullet"/>
+      <w:lvlText w:val="o"/>
+      <w:lvlJc w:val="left"/>
+      <w:pPr>
+        <w:ind w:left="1440" w:hanging="360"/>
+      </w:pPr>
+      <w:rPr>
+        <w:rFonts w:ascii="Courier New" w:hAnsi="Courier New" w:cs="Courier New" w:hint="default"/>
+      </w:rPr>
+    </w:lvl>
+    <w:lvl w:ilvl="2" w:tplc="04090005" w:tentative="1">
+      <w:start w:val="1"/>
+      <w:numFmt w:val="bullet"/>
+      <w:lvlText w:val=""/>
+      <w:lvlJc w:val="left"/>
+      <w:pPr>
+        <w:ind w:left="2160" w:hanging="360"/>
+      </w:pPr>
+      <w:rPr>
+        <w:rFonts w:ascii="Wingdings" w:hAnsi="Wingdings" w:hint="default"/>
+      </w:rPr>
+    </w:lvl>
+    <w:lvl w:ilvl="3" w:tplc="04090001" w:tentative="1">
+      <w:start w:val="1"/>
+      <w:numFmt w:val="bullet"/>
+      <w:lvlText w:val=""/>
+      <w:lvlJc w:val="left"/>
+      <w:pPr>
+        <w:ind w:left="2880" w:hanging="360"/>
+      </w:pPr>
+      <w:rPr>
+        <w:rFonts w:ascii="Symbol" w:hAnsi="Symbol" w:hint="default"/>
+      </w:rPr>
+    </w:lvl>
+    <w:lvl w:ilvl="4" w:tplc="04090003" w:tentative="1">
+      <w:start w:val="1"/>
+      <w:numFmt w:val="bullet"/>
+      <w:lvlText w:val="o"/>
+      <w:lvlJc w:val="left"/>
+      <w:pPr>
+        <w:ind w:left="3600" w:hanging="360"/>
+      </w:pPr>
+      <w:rPr>
+        <w:rFonts w:ascii="Courier New" w:hAnsi="Courier New" w:cs="Courier New" w:hint="default"/>
+      </w:rPr>
+    </w:lvl>
+    <w:lvl w:ilvl="5" w:tplc="04090005" w:tentative="1">
+      <w:start w:val="1"/>
+      <w:numFmt w:val="bullet"/>
+      <w:lvlText w:val=""/>
+      <w:lvlJc w:val="left"/>
+      <w:pPr>
+        <w:ind w:left="4320" w:hanging="360"/>
+      </w:pPr>
+      <w:rPr>
+        <w:rFonts w:ascii="Wingdings" w:hAnsi="Wingdings" w:hint="default"/>
+      </w:rPr>
+    </w:lvl>
+    <w:lvl w:ilvl="6" w:tplc="04090001" w:tentative="1">
+      <w:start w:val="1"/>
+      <w:numFmt w:val="bullet"/>
+      <w:lvlText w:val=""/>
+      <w:lvlJc w:val="left"/>
+      <w:pPr>
+        <w:ind w:left="5040" w:hanging="360"/>
+      </w:pPr>
+      <w:rPr>
+        <w:rFonts w:ascii="Symbol" w:hAnsi="Symbol" w:hint="default"/>
+      </w:rPr>
+    </w:lvl>
+    <w:lvl w:ilvl="7" w:tplc="04090003" w:tentative="1">
+      <w:start w:val="1"/>
+      <w:numFmt w:val="bullet"/>
+      <w:lvlText w:val="o"/>
+      <w:lvlJc w:val="left"/>
+      <w:pPr>
+        <w:ind w:left="5760" w:hanging="360"/>
+      </w:pPr>
+      <w:rPr>
+        <w:rFonts w:ascii="Courier New" w:hAnsi="Courier New" w:cs="Courier New" w:hint="default"/>
+      </w:rPr>
+    </w:lvl>
+    <w:lvl w:ilvl="8" w:tplc="04090005" w:tentative="1">
+      <w:start w:val="1"/>
+      <w:numFmt w:val="bullet"/>
+      <w:lvlText w:val=""/>
+      <w:lvlJc w:val="left"/>
+      <w:pPr>
+        <w:ind w:left="6480" w:hanging="360"/>
+      </w:pPr>
+      <w:rPr>
+        <w:rFonts w:ascii="Wingdings" w:hAnsi="Wingdings" w:hint="default"/>
+      </w:rPr>
+    </w:lvl>
+  </w:abstractNum>
+  <w:abstractNum w:abstractNumId="9" w15:restartNumberingAfterBreak="0">
     <w:nsid w:val="24480C6F"/>
     <w:multiLevelType w:val="hybridMultilevel"/>
     <w:tmpl w:val="E9BA3432"/>
@@ -2868,7 +3388,7 @@
       </w:rPr>
     </w:lvl>
   </w:abstractNum>
-  <w:abstractNum w:abstractNumId="8" w15:restartNumberingAfterBreak="0">
+  <w:abstractNum w:abstractNumId="10" w15:restartNumberingAfterBreak="0">
     <w:nsid w:val="24B209F0"/>
     <w:multiLevelType w:val="hybridMultilevel"/>
     <w:tmpl w:val="A906F468"/>
@@ -2980,7 +3500,119 @@
       </w:rPr>
     </w:lvl>
   </w:abstractNum>
-  <w:abstractNum w:abstractNumId="9" w15:restartNumberingAfterBreak="0">
+  <w:abstractNum w:abstractNumId="11" w15:restartNumberingAfterBreak="0">
+    <w:nsid w:val="26B77E0C"/>
+    <w:multiLevelType w:val="hybridMultilevel"/>
+    <w:tmpl w:val="93943C38"/>
+    <w:lvl w:ilvl="0" w:tplc="B3343DF6">
+      <w:numFmt w:val="bullet"/>
+      <w:lvlText w:val="-"/>
+      <w:lvlJc w:val="left"/>
+      <w:pPr>
+        <w:ind w:left="429" w:hanging="360"/>
+      </w:pPr>
+      <w:rPr>
+        <w:rFonts w:ascii="Times New Roman" w:eastAsia="Times New Roman" w:hAnsi="Times New Roman" w:cs="Times New Roman" w:hint="default"/>
+      </w:rPr>
+    </w:lvl>
+    <w:lvl w:ilvl="1" w:tplc="04090003" w:tentative="1">
+      <w:start w:val="1"/>
+      <w:numFmt w:val="bullet"/>
+      <w:lvlText w:val="o"/>
+      <w:lvlJc w:val="left"/>
+      <w:pPr>
+        <w:ind w:left="1149" w:hanging="360"/>
+      </w:pPr>
+      <w:rPr>
+        <w:rFonts w:ascii="Courier New" w:hAnsi="Courier New" w:cs="Courier New" w:hint="default"/>
+      </w:rPr>
+    </w:lvl>
+    <w:lvl w:ilvl="2" w:tplc="04090005" w:tentative="1">
+      <w:start w:val="1"/>
+      <w:numFmt w:val="bullet"/>
+      <w:lvlText w:val=""/>
+      <w:lvlJc w:val="left"/>
+      <w:pPr>
+        <w:ind w:left="1869" w:hanging="360"/>
+      </w:pPr>
+      <w:rPr>
+        <w:rFonts w:ascii="Wingdings" w:hAnsi="Wingdings" w:hint="default"/>
+      </w:rPr>
+    </w:lvl>
+    <w:lvl w:ilvl="3" w:tplc="04090001" w:tentative="1">
+      <w:start w:val="1"/>
+      <w:numFmt w:val="bullet"/>
+      <w:lvlText w:val=""/>
+      <w:lvlJc w:val="left"/>
+      <w:pPr>
+        <w:ind w:left="2589" w:hanging="360"/>
+      </w:pPr>
+      <w:rPr>
+        <w:rFonts w:ascii="Symbol" w:hAnsi="Symbol" w:hint="default"/>
+      </w:rPr>
+    </w:lvl>
+    <w:lvl w:ilvl="4" w:tplc="04090003" w:tentative="1">
+      <w:start w:val="1"/>
+      <w:numFmt w:val="bullet"/>
+      <w:lvlText w:val="o"/>
+      <w:lvlJc w:val="left"/>
+      <w:pPr>
+        <w:ind w:left="3309" w:hanging="360"/>
+      </w:pPr>
+      <w:rPr>
+        <w:rFonts w:ascii="Courier New" w:hAnsi="Courier New" w:cs="Courier New" w:hint="default"/>
+      </w:rPr>
+    </w:lvl>
+    <w:lvl w:ilvl="5" w:tplc="04090005" w:tentative="1">
+      <w:start w:val="1"/>
+      <w:numFmt w:val="bullet"/>
+      <w:lvlText w:val=""/>
+      <w:lvlJc w:val="left"/>
+      <w:pPr>
+        <w:ind w:left="4029" w:hanging="360"/>
+      </w:pPr>
+      <w:rPr>
+        <w:rFonts w:ascii="Wingdings" w:hAnsi="Wingdings" w:hint="default"/>
+      </w:rPr>
+    </w:lvl>
+    <w:lvl w:ilvl="6" w:tplc="04090001" w:tentative="1">
+      <w:start w:val="1"/>
+      <w:numFmt w:val="bullet"/>
+      <w:lvlText w:val=""/>
+      <w:lvlJc w:val="left"/>
+      <w:pPr>
+        <w:ind w:left="4749" w:hanging="360"/>
+      </w:pPr>
+      <w:rPr>
+        <w:rFonts w:ascii="Symbol" w:hAnsi="Symbol" w:hint="default"/>
+      </w:rPr>
+    </w:lvl>
+    <w:lvl w:ilvl="7" w:tplc="04090003" w:tentative="1">
+      <w:start w:val="1"/>
+      <w:numFmt w:val="bullet"/>
+      <w:lvlText w:val="o"/>
+      <w:lvlJc w:val="left"/>
+      <w:pPr>
+        <w:ind w:left="5469" w:hanging="360"/>
+      </w:pPr>
+      <w:rPr>
+        <w:rFonts w:ascii="Courier New" w:hAnsi="Courier New" w:cs="Courier New" w:hint="default"/>
+      </w:rPr>
+    </w:lvl>
+    <w:lvl w:ilvl="8" w:tplc="04090005" w:tentative="1">
+      <w:start w:val="1"/>
+      <w:numFmt w:val="bullet"/>
+      <w:lvlText w:val=""/>
+      <w:lvlJc w:val="left"/>
+      <w:pPr>
+        <w:ind w:left="6189" w:hanging="360"/>
+      </w:pPr>
+      <w:rPr>
+        <w:rFonts w:ascii="Wingdings" w:hAnsi="Wingdings" w:hint="default"/>
+      </w:rPr>
+    </w:lvl>
+  </w:abstractNum>
+  <w:abstractNum w:abstractNumId="12" w15:restartNumberingAfterBreak="0">
     <w:nsid w:val="2A636411"/>
     <w:multiLevelType w:val="hybridMultilevel"/>
     <w:tmpl w:val="5910466C"/>
@@ -3092,7 +3724,119 @@
       </w:rPr>
     </w:lvl>
   </w:abstractNum>
-  <w:abstractNum w:abstractNumId="10" w15:restartNumberingAfterBreak="0">
+  <w:abstractNum w:abstractNumId="13" w15:restartNumberingAfterBreak="0">
+    <w:nsid w:val="2B55120D"/>
+    <w:multiLevelType w:val="hybridMultilevel"/>
+    <w:tmpl w:val="4510C1EC"/>
+    <w:lvl w:ilvl="0" w:tplc="6F70B6FA">
+      <w:numFmt w:val="bullet"/>
+      <w:lvlText w:val=""/>
+      <w:lvlJc w:val="left"/>
+      <w:pPr>
+        <w:ind w:left="720" w:hanging="360"/>
+      </w:pPr>
+      <w:rPr>
+        <w:rFonts w:ascii="Wingdings" w:eastAsia="Times New Roman" w:hAnsi="Wingdings" w:cs="Times New Roman" w:hint="default"/>
+      </w:rPr>
+    </w:lvl>
+    <w:lvl w:ilvl="1" w:tplc="04090003" w:tentative="1">
+      <w:start w:val="1"/>
+      <w:numFmt w:val="bullet"/>
+      <w:lvlText w:val="o"/>
+      <w:lvlJc w:val="left"/>
+      <w:pPr>
+        <w:ind w:left="1440" w:hanging="360"/>
+      </w:pPr>
+      <w:rPr>
+        <w:rFonts w:ascii="Courier New" w:hAnsi="Courier New" w:cs="Courier New" w:hint="default"/>
+      </w:rPr>
+    </w:lvl>
+    <w:lvl w:ilvl="2" w:tplc="04090005" w:tentative="1">
+      <w:start w:val="1"/>
+      <w:numFmt w:val="bullet"/>
+      <w:lvlText w:val=""/>
+      <w:lvlJc w:val="left"/>
+      <w:pPr>
+        <w:ind w:left="2160" w:hanging="360"/>
+      </w:pPr>
+      <w:rPr>
+        <w:rFonts w:ascii="Wingdings" w:hAnsi="Wingdings" w:hint="default"/>
+      </w:rPr>
+    </w:lvl>
+    <w:lvl w:ilvl="3" w:tplc="04090001" w:tentative="1">
+      <w:start w:val="1"/>
+      <w:numFmt w:val="bullet"/>
+      <w:lvlText w:val=""/>
+      <w:lvlJc w:val="left"/>
+      <w:pPr>
+        <w:ind w:left="2880" w:hanging="360"/>
+      </w:pPr>
+      <w:rPr>
+        <w:rFonts w:ascii="Symbol" w:hAnsi="Symbol" w:hint="default"/>
+      </w:rPr>
+    </w:lvl>
+    <w:lvl w:ilvl="4" w:tplc="04090003" w:tentative="1">
+      <w:start w:val="1"/>
+      <w:numFmt w:val="bullet"/>
+      <w:lvlText w:val="o"/>
+      <w:lvlJc w:val="left"/>
+      <w:pPr>
+        <w:ind w:left="3600" w:hanging="360"/>
+      </w:pPr>
+      <w:rPr>
+        <w:rFonts w:ascii="Courier New" w:hAnsi="Courier New" w:cs="Courier New" w:hint="default"/>
+      </w:rPr>
+    </w:lvl>
+    <w:lvl w:ilvl="5" w:tplc="04090005" w:tentative="1">
+      <w:start w:val="1"/>
+      <w:numFmt w:val="bullet"/>
+      <w:lvlText w:val=""/>
+      <w:lvlJc w:val="left"/>
+      <w:pPr>
+        <w:ind w:left="4320" w:hanging="360"/>
+      </w:pPr>
+      <w:rPr>
+        <w:rFonts w:ascii="Wingdings" w:hAnsi="Wingdings" w:hint="default"/>
+      </w:rPr>
+    </w:lvl>
+    <w:lvl w:ilvl="6" w:tplc="04090001" w:tentative="1">
+      <w:start w:val="1"/>
+      <w:numFmt w:val="bullet"/>
+      <w:lvlText w:val=""/>
+      <w:lvlJc w:val="left"/>
+      <w:pPr>
+        <w:ind w:left="5040" w:hanging="360"/>
+      </w:pPr>
+      <w:rPr>
+        <w:rFonts w:ascii="Symbol" w:hAnsi="Symbol" w:hint="default"/>
+      </w:rPr>
+    </w:lvl>
+    <w:lvl w:ilvl="7" w:tplc="04090003" w:tentative="1">
+      <w:start w:val="1"/>
+      <w:numFmt w:val="bullet"/>
+      <w:lvlText w:val="o"/>
+      <w:lvlJc w:val="left"/>
+      <w:pPr>
+        <w:ind w:left="5760" w:hanging="360"/>
+      </w:pPr>
+      <w:rPr>
+        <w:rFonts w:ascii="Courier New" w:hAnsi="Courier New" w:cs="Courier New" w:hint="default"/>
+      </w:rPr>
+    </w:lvl>
+    <w:lvl w:ilvl="8" w:tplc="04090005" w:tentative="1">
+      <w:start w:val="1"/>
+      <w:numFmt w:val="bullet"/>
+      <w:lvlText w:val=""/>
+      <w:lvlJc w:val="left"/>
+      <w:pPr>
+        <w:ind w:left="6480" w:hanging="360"/>
+      </w:pPr>
+      <w:rPr>
+        <w:rFonts w:ascii="Wingdings" w:hAnsi="Wingdings" w:hint="default"/>
+      </w:rPr>
+    </w:lvl>
+  </w:abstractNum>
+  <w:abstractNum w:abstractNumId="14" w15:restartNumberingAfterBreak="0">
     <w:nsid w:val="2BAE7087"/>
     <w:multiLevelType w:val="hybridMultilevel"/>
     <w:tmpl w:val="0D5246E0"/>
@@ -3204,7 +3948,7 @@
       </w:rPr>
     </w:lvl>
   </w:abstractNum>
-  <w:abstractNum w:abstractNumId="11" w15:restartNumberingAfterBreak="0">
+  <w:abstractNum w:abstractNumId="15" w15:restartNumberingAfterBreak="0">
     <w:nsid w:val="2C266842"/>
     <w:multiLevelType w:val="hybridMultilevel"/>
     <w:tmpl w:val="CAD2834C"/>
@@ -3317,7 +4061,119 @@
       </w:rPr>
     </w:lvl>
   </w:abstractNum>
-  <w:abstractNum w:abstractNumId="12" w15:restartNumberingAfterBreak="0">
+  <w:abstractNum w:abstractNumId="16" w15:restartNumberingAfterBreak="0">
+    <w:nsid w:val="2D362841"/>
+    <w:multiLevelType w:val="hybridMultilevel"/>
+    <w:tmpl w:val="1B0E63C2"/>
+    <w:lvl w:ilvl="0" w:tplc="61CE8A9C">
+      <w:numFmt w:val="bullet"/>
+      <w:lvlText w:val="-"/>
+      <w:lvlJc w:val="left"/>
+      <w:pPr>
+        <w:ind w:left="720" w:hanging="360"/>
+      </w:pPr>
+      <w:rPr>
+        <w:rFonts w:ascii="Times New Roman" w:eastAsia="Times New Roman" w:hAnsi="Times New Roman" w:cs="Times New Roman" w:hint="default"/>
+      </w:rPr>
+    </w:lvl>
+    <w:lvl w:ilvl="1" w:tplc="04090003" w:tentative="1">
+      <w:start w:val="1"/>
+      <w:numFmt w:val="bullet"/>
+      <w:lvlText w:val="o"/>
+      <w:lvlJc w:val="left"/>
+      <w:pPr>
+        <w:ind w:left="1440" w:hanging="360"/>
+      </w:pPr>
+      <w:rPr>
+        <w:rFonts w:ascii="Courier New" w:hAnsi="Courier New" w:cs="Courier New" w:hint="default"/>
+      </w:rPr>
+    </w:lvl>
+    <w:lvl w:ilvl="2" w:tplc="04090005" w:tentative="1">
+      <w:start w:val="1"/>
+      <w:numFmt w:val="bullet"/>
+      <w:lvlText w:val=""/>
+      <w:lvlJc w:val="left"/>
+      <w:pPr>
+        <w:ind w:left="2160" w:hanging="360"/>
+      </w:pPr>
+      <w:rPr>
+        <w:rFonts w:ascii="Wingdings" w:hAnsi="Wingdings" w:hint="default"/>
+      </w:rPr>
+    </w:lvl>
+    <w:lvl w:ilvl="3" w:tplc="04090001" w:tentative="1">
+      <w:start w:val="1"/>
+      <w:numFmt w:val="bullet"/>
+      <w:lvlText w:val=""/>
+      <w:lvlJc w:val="left"/>
+      <w:pPr>
+        <w:ind w:left="2880" w:hanging="360"/>
+      </w:pPr>
+      <w:rPr>
+        <w:rFonts w:ascii="Symbol" w:hAnsi="Symbol" w:hint="default"/>
+      </w:rPr>
+    </w:lvl>
+    <w:lvl w:ilvl="4" w:tplc="04090003" w:tentative="1">
+      <w:start w:val="1"/>
+      <w:numFmt w:val="bullet"/>
+      <w:lvlText w:val="o"/>
+      <w:lvlJc w:val="left"/>
+      <w:pPr>
+        <w:ind w:left="3600" w:hanging="360"/>
+      </w:pPr>
+      <w:rPr>
+        <w:rFonts w:ascii="Courier New" w:hAnsi="Courier New" w:cs="Courier New" w:hint="default"/>
+      </w:rPr>
+    </w:lvl>
+    <w:lvl w:ilvl="5" w:tplc="04090005" w:tentative="1">
+      <w:start w:val="1"/>
+      <w:numFmt w:val="bullet"/>
+      <w:lvlText w:val=""/>
+      <w:lvlJc w:val="left"/>
+      <w:pPr>
+        <w:ind w:left="4320" w:hanging="360"/>
+      </w:pPr>
+      <w:rPr>
+        <w:rFonts w:ascii="Wingdings" w:hAnsi="Wingdings" w:hint="default"/>
+      </w:rPr>
+    </w:lvl>
+    <w:lvl w:ilvl="6" w:tplc="04090001" w:tentative="1">
+      <w:start w:val="1"/>
+      <w:numFmt w:val="bullet"/>
+      <w:lvlText w:val=""/>
+      <w:lvlJc w:val="left"/>
+      <w:pPr>
+        <w:ind w:left="5040" w:hanging="360"/>
+      </w:pPr>
+      <w:rPr>
+        <w:rFonts w:ascii="Symbol" w:hAnsi="Symbol" w:hint="default"/>
+      </w:rPr>
+    </w:lvl>
+    <w:lvl w:ilvl="7" w:tplc="04090003" w:tentative="1">
+      <w:start w:val="1"/>
+      <w:numFmt w:val="bullet"/>
+      <w:lvlText w:val="o"/>
+      <w:lvlJc w:val="left"/>
+      <w:pPr>
+        <w:ind w:left="5760" w:hanging="360"/>
+      </w:pPr>
+      <w:rPr>
+        <w:rFonts w:ascii="Courier New" w:hAnsi="Courier New" w:cs="Courier New" w:hint="default"/>
+      </w:rPr>
+    </w:lvl>
+    <w:lvl w:ilvl="8" w:tplc="04090005" w:tentative="1">
+      <w:start w:val="1"/>
+      <w:numFmt w:val="bullet"/>
+      <w:lvlText w:val=""/>
+      <w:lvlJc w:val="left"/>
+      <w:pPr>
+        <w:ind w:left="6480" w:hanging="360"/>
+      </w:pPr>
+      <w:rPr>
+        <w:rFonts w:ascii="Wingdings" w:hAnsi="Wingdings" w:hint="default"/>
+      </w:rPr>
+    </w:lvl>
+  </w:abstractNum>
+  <w:abstractNum w:abstractNumId="17" w15:restartNumberingAfterBreak="0">
     <w:nsid w:val="2F7A0F63"/>
     <w:multiLevelType w:val="hybridMultilevel"/>
     <w:tmpl w:val="EF98191C"/>
@@ -3429,7 +4285,7 @@
       </w:rPr>
     </w:lvl>
   </w:abstractNum>
-  <w:abstractNum w:abstractNumId="13" w15:restartNumberingAfterBreak="0">
+  <w:abstractNum w:abstractNumId="18" w15:restartNumberingAfterBreak="0">
     <w:nsid w:val="34415698"/>
     <w:multiLevelType w:val="hybridMultilevel"/>
     <w:tmpl w:val="909AF86A"/>
@@ -3541,7 +4397,7 @@
       </w:rPr>
     </w:lvl>
   </w:abstractNum>
-  <w:abstractNum w:abstractNumId="14" w15:restartNumberingAfterBreak="0">
+  <w:abstractNum w:abstractNumId="19" w15:restartNumberingAfterBreak="0">
     <w:nsid w:val="37544076"/>
     <w:multiLevelType w:val="hybridMultilevel"/>
     <w:tmpl w:val="C3EE2C82"/>
@@ -3653,7 +4509,119 @@
       </w:rPr>
     </w:lvl>
   </w:abstractNum>
-  <w:abstractNum w:abstractNumId="15" w15:restartNumberingAfterBreak="0">
+  <w:abstractNum w:abstractNumId="20" w15:restartNumberingAfterBreak="0">
+    <w:nsid w:val="3BC47DD9"/>
+    <w:multiLevelType w:val="hybridMultilevel"/>
+    <w:tmpl w:val="D9F63684"/>
+    <w:lvl w:ilvl="0" w:tplc="B1521A72">
+      <w:numFmt w:val="bullet"/>
+      <w:lvlText w:val="-"/>
+      <w:lvlJc w:val="left"/>
+      <w:pPr>
+        <w:ind w:left="429" w:hanging="360"/>
+      </w:pPr>
+      <w:rPr>
+        <w:rFonts w:ascii="Times New Roman" w:eastAsia="Times New Roman" w:hAnsi="Times New Roman" w:cs="Times New Roman" w:hint="default"/>
+      </w:rPr>
+    </w:lvl>
+    <w:lvl w:ilvl="1" w:tplc="04090003" w:tentative="1">
+      <w:start w:val="1"/>
+      <w:numFmt w:val="bullet"/>
+      <w:lvlText w:val="o"/>
+      <w:lvlJc w:val="left"/>
+      <w:pPr>
+        <w:ind w:left="1149" w:hanging="360"/>
+      </w:pPr>
+      <w:rPr>
+        <w:rFonts w:ascii="Courier New" w:hAnsi="Courier New" w:cs="Courier New" w:hint="default"/>
+      </w:rPr>
+    </w:lvl>
+    <w:lvl w:ilvl="2" w:tplc="04090005" w:tentative="1">
+      <w:start w:val="1"/>
+      <w:numFmt w:val="bullet"/>
+      <w:lvlText w:val=""/>
+      <w:lvlJc w:val="left"/>
+      <w:pPr>
+        <w:ind w:left="1869" w:hanging="360"/>
+      </w:pPr>
+      <w:rPr>
+        <w:rFonts w:ascii="Wingdings" w:hAnsi="Wingdings" w:hint="default"/>
+      </w:rPr>
+    </w:lvl>
+    <w:lvl w:ilvl="3" w:tplc="04090001" w:tentative="1">
+      <w:start w:val="1"/>
+      <w:numFmt w:val="bullet"/>
+      <w:lvlText w:val=""/>
+      <w:lvlJc w:val="left"/>
+      <w:pPr>
+        <w:ind w:left="2589" w:hanging="360"/>
+      </w:pPr>
+      <w:rPr>
+        <w:rFonts w:ascii="Symbol" w:hAnsi="Symbol" w:hint="default"/>
+      </w:rPr>
+    </w:lvl>
+    <w:lvl w:ilvl="4" w:tplc="04090003" w:tentative="1">
+      <w:start w:val="1"/>
+      <w:numFmt w:val="bullet"/>
+      <w:lvlText w:val="o"/>
+      <w:lvlJc w:val="left"/>
+      <w:pPr>
+        <w:ind w:left="3309" w:hanging="360"/>
+      </w:pPr>
+      <w:rPr>
+        <w:rFonts w:ascii="Courier New" w:hAnsi="Courier New" w:cs="Courier New" w:hint="default"/>
+      </w:rPr>
+    </w:lvl>
+    <w:lvl w:ilvl="5" w:tplc="04090005" w:tentative="1">
+      <w:start w:val="1"/>
+      <w:numFmt w:val="bullet"/>
+      <w:lvlText w:val=""/>
+      <w:lvlJc w:val="left"/>
+      <w:pPr>
+        <w:ind w:left="4029" w:hanging="360"/>
+      </w:pPr>
+      <w:rPr>
+        <w:rFonts w:ascii="Wingdings" w:hAnsi="Wingdings" w:hint="default"/>
+      </w:rPr>
+    </w:lvl>
+    <w:lvl w:ilvl="6" w:tplc="04090001" w:tentative="1">
+      <w:start w:val="1"/>
+      <w:numFmt w:val="bullet"/>
+      <w:lvlText w:val=""/>
+      <w:lvlJc w:val="left"/>
+      <w:pPr>
+        <w:ind w:left="4749" w:hanging="360"/>
+      </w:pPr>
+      <w:rPr>
+        <w:rFonts w:ascii="Symbol" w:hAnsi="Symbol" w:hint="default"/>
+      </w:rPr>
+    </w:lvl>
+    <w:lvl w:ilvl="7" w:tplc="04090003" w:tentative="1">
+      <w:start w:val="1"/>
+      <w:numFmt w:val="bullet"/>
+      <w:lvlText w:val="o"/>
+      <w:lvlJc w:val="left"/>
+      <w:pPr>
+        <w:ind w:left="5469" w:hanging="360"/>
+      </w:pPr>
+      <w:rPr>
+        <w:rFonts w:ascii="Courier New" w:hAnsi="Courier New" w:cs="Courier New" w:hint="default"/>
+      </w:rPr>
+    </w:lvl>
+    <w:lvl w:ilvl="8" w:tplc="04090005" w:tentative="1">
+      <w:start w:val="1"/>
+      <w:numFmt w:val="bullet"/>
+      <w:lvlText w:val=""/>
+      <w:lvlJc w:val="left"/>
+      <w:pPr>
+        <w:ind w:left="6189" w:hanging="360"/>
+      </w:pPr>
+      <w:rPr>
+        <w:rFonts w:ascii="Wingdings" w:hAnsi="Wingdings" w:hint="default"/>
+      </w:rPr>
+    </w:lvl>
+  </w:abstractNum>
+  <w:abstractNum w:abstractNumId="21" w15:restartNumberingAfterBreak="0">
     <w:nsid w:val="3E4C2BB1"/>
     <w:multiLevelType w:val="hybridMultilevel"/>
     <w:tmpl w:val="6A7A62FA"/>
@@ -3765,7 +4733,7 @@
       </w:rPr>
     </w:lvl>
   </w:abstractNum>
-  <w:abstractNum w:abstractNumId="16" w15:restartNumberingAfterBreak="0">
+  <w:abstractNum w:abstractNumId="22" w15:restartNumberingAfterBreak="0">
     <w:nsid w:val="46F20860"/>
     <w:multiLevelType w:val="hybridMultilevel"/>
     <w:tmpl w:val="6E26463C"/>
@@ -3878,7 +4846,119 @@
       </w:rPr>
     </w:lvl>
   </w:abstractNum>
-  <w:abstractNum w:abstractNumId="17" w15:restartNumberingAfterBreak="0">
+  <w:abstractNum w:abstractNumId="23" w15:restartNumberingAfterBreak="0">
+    <w:nsid w:val="47EE28FD"/>
+    <w:multiLevelType w:val="hybridMultilevel"/>
+    <w:tmpl w:val="B0BCCD6E"/>
+    <w:lvl w:ilvl="0" w:tplc="69D6C7F6">
+      <w:numFmt w:val="bullet"/>
+      <w:lvlText w:val="-"/>
+      <w:lvlJc w:val="left"/>
+      <w:pPr>
+        <w:ind w:left="720" w:hanging="360"/>
+      </w:pPr>
+      <w:rPr>
+        <w:rFonts w:ascii="Times New Roman" w:eastAsia="Times New Roman" w:hAnsi="Times New Roman" w:cs="Times New Roman" w:hint="default"/>
+      </w:rPr>
+    </w:lvl>
+    <w:lvl w:ilvl="1" w:tplc="04090003" w:tentative="1">
+      <w:start w:val="1"/>
+      <w:numFmt w:val="bullet"/>
+      <w:lvlText w:val="o"/>
+      <w:lvlJc w:val="left"/>
+      <w:pPr>
+        <w:ind w:left="1440" w:hanging="360"/>
+      </w:pPr>
+      <w:rPr>
+        <w:rFonts w:ascii="Courier New" w:hAnsi="Courier New" w:cs="Courier New" w:hint="default"/>
+      </w:rPr>
+    </w:lvl>
+    <w:lvl w:ilvl="2" w:tplc="04090005" w:tentative="1">
+      <w:start w:val="1"/>
+      <w:numFmt w:val="bullet"/>
+      <w:lvlText w:val=""/>
+      <w:lvlJc w:val="left"/>
+      <w:pPr>
+        <w:ind w:left="2160" w:hanging="360"/>
+      </w:pPr>
+      <w:rPr>
+        <w:rFonts w:ascii="Wingdings" w:hAnsi="Wingdings" w:hint="default"/>
+      </w:rPr>
+    </w:lvl>
+    <w:lvl w:ilvl="3" w:tplc="04090001" w:tentative="1">
+      <w:start w:val="1"/>
+      <w:numFmt w:val="bullet"/>
+      <w:lvlText w:val=""/>
+      <w:lvlJc w:val="left"/>
+      <w:pPr>
+        <w:ind w:left="2880" w:hanging="360"/>
+      </w:pPr>
+      <w:rPr>
+        <w:rFonts w:ascii="Symbol" w:hAnsi="Symbol" w:hint="default"/>
+      </w:rPr>
+    </w:lvl>
+    <w:lvl w:ilvl="4" w:tplc="04090003" w:tentative="1">
+      <w:start w:val="1"/>
+      <w:numFmt w:val="bullet"/>
+      <w:lvlText w:val="o"/>
+      <w:lvlJc w:val="left"/>
+      <w:pPr>
+        <w:ind w:left="3600" w:hanging="360"/>
+      </w:pPr>
+      <w:rPr>
+        <w:rFonts w:ascii="Courier New" w:hAnsi="Courier New" w:cs="Courier New" w:hint="default"/>
+      </w:rPr>
+    </w:lvl>
+    <w:lvl w:ilvl="5" w:tplc="04090005" w:tentative="1">
+      <w:start w:val="1"/>
+      <w:numFmt w:val="bullet"/>
+      <w:lvlText w:val=""/>
+      <w:lvlJc w:val="left"/>
+      <w:pPr>
+        <w:ind w:left="4320" w:hanging="360"/>
+      </w:pPr>
+      <w:rPr>
+        <w:rFonts w:ascii="Wingdings" w:hAnsi="Wingdings" w:hint="default"/>
+      </w:rPr>
+    </w:lvl>
+    <w:lvl w:ilvl="6" w:tplc="04090001" w:tentative="1">
+      <w:start w:val="1"/>
+      <w:numFmt w:val="bullet"/>
+      <w:lvlText w:val=""/>
+      <w:lvlJc w:val="left"/>
+      <w:pPr>
+        <w:ind w:left="5040" w:hanging="360"/>
+      </w:pPr>
+      <w:rPr>
+        <w:rFonts w:ascii="Symbol" w:hAnsi="Symbol" w:hint="default"/>
+      </w:rPr>
+    </w:lvl>
+    <w:lvl w:ilvl="7" w:tplc="04090003" w:tentative="1">
+      <w:start w:val="1"/>
+      <w:numFmt w:val="bullet"/>
+      <w:lvlText w:val="o"/>
+      <w:lvlJc w:val="left"/>
+      <w:pPr>
+        <w:ind w:left="5760" w:hanging="360"/>
+      </w:pPr>
+      <w:rPr>
+        <w:rFonts w:ascii="Courier New" w:hAnsi="Courier New" w:cs="Courier New" w:hint="default"/>
+      </w:rPr>
+    </w:lvl>
+    <w:lvl w:ilvl="8" w:tplc="04090005" w:tentative="1">
+      <w:start w:val="1"/>
+      <w:numFmt w:val="bullet"/>
+      <w:lvlText w:val=""/>
+      <w:lvlJc w:val="left"/>
+      <w:pPr>
+        <w:ind w:left="6480" w:hanging="360"/>
+      </w:pPr>
+      <w:rPr>
+        <w:rFonts w:ascii="Wingdings" w:hAnsi="Wingdings" w:hint="default"/>
+      </w:rPr>
+    </w:lvl>
+  </w:abstractNum>
+  <w:abstractNum w:abstractNumId="24" w15:restartNumberingAfterBreak="0">
     <w:nsid w:val="48011321"/>
     <w:multiLevelType w:val="hybridMultilevel"/>
     <w:tmpl w:val="522A987C"/>
@@ -3990,7 +5070,7 @@
       </w:rPr>
     </w:lvl>
   </w:abstractNum>
-  <w:abstractNum w:abstractNumId="18" w15:restartNumberingAfterBreak="0">
+  <w:abstractNum w:abstractNumId="25" w15:restartNumberingAfterBreak="0">
     <w:nsid w:val="49406C90"/>
     <w:multiLevelType w:val="hybridMultilevel"/>
     <w:tmpl w:val="4842A106"/>
@@ -4083,7 +5163,7 @@
       </w:pPr>
     </w:lvl>
   </w:abstractNum>
-  <w:abstractNum w:abstractNumId="19" w15:restartNumberingAfterBreak="0">
+  <w:abstractNum w:abstractNumId="26" w15:restartNumberingAfterBreak="0">
     <w:nsid w:val="4A3E6FEB"/>
     <w:multiLevelType w:val="hybridMultilevel"/>
     <w:tmpl w:val="83FE1E56"/>
@@ -4196,7 +5276,7 @@
       </w:rPr>
     </w:lvl>
   </w:abstractNum>
-  <w:abstractNum w:abstractNumId="20" w15:restartNumberingAfterBreak="0">
+  <w:abstractNum w:abstractNumId="27" w15:restartNumberingAfterBreak="0">
     <w:nsid w:val="4B3B6610"/>
     <w:multiLevelType w:val="hybridMultilevel"/>
     <w:tmpl w:val="EA30F122"/>
@@ -4308,7 +5388,7 @@
       </w:rPr>
     </w:lvl>
   </w:abstractNum>
-  <w:abstractNum w:abstractNumId="21" w15:restartNumberingAfterBreak="0">
+  <w:abstractNum w:abstractNumId="28" w15:restartNumberingAfterBreak="0">
     <w:nsid w:val="555B4860"/>
     <w:multiLevelType w:val="hybridMultilevel"/>
     <w:tmpl w:val="E076B17A"/>
@@ -4420,7 +5500,7 @@
       </w:rPr>
     </w:lvl>
   </w:abstractNum>
-  <w:abstractNum w:abstractNumId="22" w15:restartNumberingAfterBreak="0">
+  <w:abstractNum w:abstractNumId="29" w15:restartNumberingAfterBreak="0">
     <w:nsid w:val="5A3145E6"/>
     <w:multiLevelType w:val="hybridMultilevel"/>
     <w:tmpl w:val="220A4F24"/>
@@ -4532,7 +5612,119 @@
       </w:rPr>
     </w:lvl>
   </w:abstractNum>
-  <w:abstractNum w:abstractNumId="23" w15:restartNumberingAfterBreak="0">
+  <w:abstractNum w:abstractNumId="30" w15:restartNumberingAfterBreak="0">
+    <w:nsid w:val="5DE1488A"/>
+    <w:multiLevelType w:val="hybridMultilevel"/>
+    <w:tmpl w:val="0B7CD73E"/>
+    <w:lvl w:ilvl="0" w:tplc="74B0F12E">
+      <w:numFmt w:val="bullet"/>
+      <w:lvlText w:val="-"/>
+      <w:lvlJc w:val="left"/>
+      <w:pPr>
+        <w:ind w:left="720" w:hanging="360"/>
+      </w:pPr>
+      <w:rPr>
+        <w:rFonts w:ascii="Times New Roman" w:eastAsia="Times New Roman" w:hAnsi="Times New Roman" w:cs="Times New Roman" w:hint="default"/>
+      </w:rPr>
+    </w:lvl>
+    <w:lvl w:ilvl="1" w:tplc="04090003" w:tentative="1">
+      <w:start w:val="1"/>
+      <w:numFmt w:val="bullet"/>
+      <w:lvlText w:val="o"/>
+      <w:lvlJc w:val="left"/>
+      <w:pPr>
+        <w:ind w:left="1440" w:hanging="360"/>
+      </w:pPr>
+      <w:rPr>
+        <w:rFonts w:ascii="Courier New" w:hAnsi="Courier New" w:cs="Courier New" w:hint="default"/>
+      </w:rPr>
+    </w:lvl>
+    <w:lvl w:ilvl="2" w:tplc="04090005" w:tentative="1">
+      <w:start w:val="1"/>
+      <w:numFmt w:val="bullet"/>
+      <w:lvlText w:val=""/>
+      <w:lvlJc w:val="left"/>
+      <w:pPr>
+        <w:ind w:left="2160" w:hanging="360"/>
+      </w:pPr>
+      <w:rPr>
+        <w:rFonts w:ascii="Wingdings" w:hAnsi="Wingdings" w:hint="default"/>
+      </w:rPr>
+    </w:lvl>
+    <w:lvl w:ilvl="3" w:tplc="04090001" w:tentative="1">
+      <w:start w:val="1"/>
+      <w:numFmt w:val="bullet"/>
+      <w:lvlText w:val=""/>
+      <w:lvlJc w:val="left"/>
+      <w:pPr>
+        <w:ind w:left="2880" w:hanging="360"/>
+      </w:pPr>
+      <w:rPr>
+        <w:rFonts w:ascii="Symbol" w:hAnsi="Symbol" w:hint="default"/>
+      </w:rPr>
+    </w:lvl>
+    <w:lvl w:ilvl="4" w:tplc="04090003" w:tentative="1">
+      <w:start w:val="1"/>
+      <w:numFmt w:val="bullet"/>
+      <w:lvlText w:val="o"/>
+      <w:lvlJc w:val="left"/>
+      <w:pPr>
+        <w:ind w:left="3600" w:hanging="360"/>
+      </w:pPr>
+      <w:rPr>
+        <w:rFonts w:ascii="Courier New" w:hAnsi="Courier New" w:cs="Courier New" w:hint="default"/>
+      </w:rPr>
+    </w:lvl>
+    <w:lvl w:ilvl="5" w:tplc="04090005" w:tentative="1">
+      <w:start w:val="1"/>
+      <w:numFmt w:val="bullet"/>
+      <w:lvlText w:val=""/>
+      <w:lvlJc w:val="left"/>
+      <w:pPr>
+        <w:ind w:left="4320" w:hanging="360"/>
+      </w:pPr>
+      <w:rPr>
+        <w:rFonts w:ascii="Wingdings" w:hAnsi="Wingdings" w:hint="default"/>
+      </w:rPr>
+    </w:lvl>
+    <w:lvl w:ilvl="6" w:tplc="04090001" w:tentative="1">
+      <w:start w:val="1"/>
+      <w:numFmt w:val="bullet"/>
+      <w:lvlText w:val=""/>
+      <w:lvlJc w:val="left"/>
+      <w:pPr>
+        <w:ind w:left="5040" w:hanging="360"/>
+      </w:pPr>
+      <w:rPr>
+        <w:rFonts w:ascii="Symbol" w:hAnsi="Symbol" w:hint="default"/>
+      </w:rPr>
+    </w:lvl>
+    <w:lvl w:ilvl="7" w:tplc="04090003" w:tentative="1">
+      <w:start w:val="1"/>
+      <w:numFmt w:val="bullet"/>
+      <w:lvlText w:val="o"/>
+      <w:lvlJc w:val="left"/>
+      <w:pPr>
+        <w:ind w:left="5760" w:hanging="360"/>
+      </w:pPr>
+      <w:rPr>
+        <w:rFonts w:ascii="Courier New" w:hAnsi="Courier New" w:cs="Courier New" w:hint="default"/>
+      </w:rPr>
+    </w:lvl>
+    <w:lvl w:ilvl="8" w:tplc="04090005" w:tentative="1">
+      <w:start w:val="1"/>
+      <w:numFmt w:val="bullet"/>
+      <w:lvlText w:val=""/>
+      <w:lvlJc w:val="left"/>
+      <w:pPr>
+        <w:ind w:left="6480" w:hanging="360"/>
+      </w:pPr>
+      <w:rPr>
+        <w:rFonts w:ascii="Wingdings" w:hAnsi="Wingdings" w:hint="default"/>
+      </w:rPr>
+    </w:lvl>
+  </w:abstractNum>
+  <w:abstractNum w:abstractNumId="31" w15:restartNumberingAfterBreak="0">
     <w:nsid w:val="60392D01"/>
     <w:multiLevelType w:val="hybridMultilevel"/>
     <w:tmpl w:val="09DCB8D0"/>
@@ -4644,7 +5836,7 @@
       </w:rPr>
     </w:lvl>
   </w:abstractNum>
-  <w:abstractNum w:abstractNumId="24" w15:restartNumberingAfterBreak="0">
+  <w:abstractNum w:abstractNumId="32" w15:restartNumberingAfterBreak="0">
     <w:nsid w:val="63DC27EB"/>
     <w:multiLevelType w:val="hybridMultilevel"/>
     <w:tmpl w:val="09E610FA"/>
@@ -4756,7 +5948,7 @@
       </w:rPr>
     </w:lvl>
   </w:abstractNum>
-  <w:abstractNum w:abstractNumId="25" w15:restartNumberingAfterBreak="0">
+  <w:abstractNum w:abstractNumId="33" w15:restartNumberingAfterBreak="0">
     <w:nsid w:val="668B3EC0"/>
     <w:multiLevelType w:val="multilevel"/>
     <w:tmpl w:val="308E366A"/>
@@ -4905,7 +6097,7 @@
       </w:rPr>
     </w:lvl>
   </w:abstractNum>
-  <w:abstractNum w:abstractNumId="26" w15:restartNumberingAfterBreak="0">
+  <w:abstractNum w:abstractNumId="34" w15:restartNumberingAfterBreak="0">
     <w:nsid w:val="6ED824EB"/>
     <w:multiLevelType w:val="hybridMultilevel"/>
     <w:tmpl w:val="4338271C"/>
@@ -5017,7 +6209,7 @@
       </w:rPr>
     </w:lvl>
   </w:abstractNum>
-  <w:abstractNum w:abstractNumId="27" w15:restartNumberingAfterBreak="0">
+  <w:abstractNum w:abstractNumId="35" w15:restartNumberingAfterBreak="0">
     <w:nsid w:val="6F03223A"/>
     <w:multiLevelType w:val="hybridMultilevel"/>
     <w:tmpl w:val="AAAADB40"/>
@@ -5129,7 +6321,119 @@
       </w:rPr>
     </w:lvl>
   </w:abstractNum>
-  <w:abstractNum w:abstractNumId="28" w15:restartNumberingAfterBreak="0">
+  <w:abstractNum w:abstractNumId="36" w15:restartNumberingAfterBreak="0">
+    <w:nsid w:val="72B30D14"/>
+    <w:multiLevelType w:val="hybridMultilevel"/>
+    <w:tmpl w:val="1086564C"/>
+    <w:lvl w:ilvl="0" w:tplc="2A80DDFE">
+      <w:numFmt w:val="bullet"/>
+      <w:lvlText w:val="-"/>
+      <w:lvlJc w:val="left"/>
+      <w:pPr>
+        <w:ind w:left="720" w:hanging="360"/>
+      </w:pPr>
+      <w:rPr>
+        <w:rFonts w:ascii="Times New Roman" w:eastAsia="Times New Roman" w:hAnsi="Times New Roman" w:cs="Times New Roman" w:hint="default"/>
+      </w:rPr>
+    </w:lvl>
+    <w:lvl w:ilvl="1" w:tplc="04090003" w:tentative="1">
+      <w:start w:val="1"/>
+      <w:numFmt w:val="bullet"/>
+      <w:lvlText w:val="o"/>
+      <w:lvlJc w:val="left"/>
+      <w:pPr>
+        <w:ind w:left="1440" w:hanging="360"/>
+      </w:pPr>
+      <w:rPr>
+        <w:rFonts w:ascii="Courier New" w:hAnsi="Courier New" w:cs="Courier New" w:hint="default"/>
+      </w:rPr>
+    </w:lvl>
+    <w:lvl w:ilvl="2" w:tplc="04090005" w:tentative="1">
+      <w:start w:val="1"/>
+      <w:numFmt w:val="bullet"/>
+      <w:lvlText w:val=""/>
+      <w:lvlJc w:val="left"/>
+      <w:pPr>
+        <w:ind w:left="2160" w:hanging="360"/>
+      </w:pPr>
+      <w:rPr>
+        <w:rFonts w:ascii="Wingdings" w:hAnsi="Wingdings" w:hint="default"/>
+      </w:rPr>
+    </w:lvl>
+    <w:lvl w:ilvl="3" w:tplc="04090001" w:tentative="1">
+      <w:start w:val="1"/>
+      <w:numFmt w:val="bullet"/>
+      <w:lvlText w:val=""/>
+      <w:lvlJc w:val="left"/>
+      <w:pPr>
+        <w:ind w:left="2880" w:hanging="360"/>
+      </w:pPr>
+      <w:rPr>
+        <w:rFonts w:ascii="Symbol" w:hAnsi="Symbol" w:hint="default"/>
+      </w:rPr>
+    </w:lvl>
+    <w:lvl w:ilvl="4" w:tplc="04090003" w:tentative="1">
+      <w:start w:val="1"/>
+      <w:numFmt w:val="bullet"/>
+      <w:lvlText w:val="o"/>
+      <w:lvlJc w:val="left"/>
+      <w:pPr>
+        <w:ind w:left="3600" w:hanging="360"/>
+      </w:pPr>
+      <w:rPr>
+        <w:rFonts w:ascii="Courier New" w:hAnsi="Courier New" w:cs="Courier New" w:hint="default"/>
+      </w:rPr>
+    </w:lvl>
+    <w:lvl w:ilvl="5" w:tplc="04090005" w:tentative="1">
+      <w:start w:val="1"/>
+      <w:numFmt w:val="bullet"/>
+      <w:lvlText w:val=""/>
+      <w:lvlJc w:val="left"/>
+      <w:pPr>
+        <w:ind w:left="4320" w:hanging="360"/>
+      </w:pPr>
+      <w:rPr>
+        <w:rFonts w:ascii="Wingdings" w:hAnsi="Wingdings" w:hint="default"/>
+      </w:rPr>
+    </w:lvl>
+    <w:lvl w:ilvl="6" w:tplc="04090001" w:tentative="1">
+      <w:start w:val="1"/>
+      <w:numFmt w:val="bullet"/>
+      <w:lvlText w:val=""/>
+      <w:lvlJc w:val="left"/>
+      <w:pPr>
+        <w:ind w:left="5040" w:hanging="360"/>
+      </w:pPr>
+      <w:rPr>
+        <w:rFonts w:ascii="Symbol" w:hAnsi="Symbol" w:hint="default"/>
+      </w:rPr>
+    </w:lvl>
+    <w:lvl w:ilvl="7" w:tplc="04090003" w:tentative="1">
+      <w:start w:val="1"/>
+      <w:numFmt w:val="bullet"/>
+      <w:lvlText w:val="o"/>
+      <w:lvlJc w:val="left"/>
+      <w:pPr>
+        <w:ind w:left="5760" w:hanging="360"/>
+      </w:pPr>
+      <w:rPr>
+        <w:rFonts w:ascii="Courier New" w:hAnsi="Courier New" w:cs="Courier New" w:hint="default"/>
+      </w:rPr>
+    </w:lvl>
+    <w:lvl w:ilvl="8" w:tplc="04090005" w:tentative="1">
+      <w:start w:val="1"/>
+      <w:numFmt w:val="bullet"/>
+      <w:lvlText w:val=""/>
+      <w:lvlJc w:val="left"/>
+      <w:pPr>
+        <w:ind w:left="6480" w:hanging="360"/>
+      </w:pPr>
+      <w:rPr>
+        <w:rFonts w:ascii="Wingdings" w:hAnsi="Wingdings" w:hint="default"/>
+      </w:rPr>
+    </w:lvl>
+  </w:abstractNum>
+  <w:abstractNum w:abstractNumId="37" w15:restartNumberingAfterBreak="0">
     <w:nsid w:val="7B640878"/>
     <w:multiLevelType w:val="hybridMultilevel"/>
     <w:tmpl w:val="154ED408"/>
@@ -5222,7 +6526,7 @@
       </w:pPr>
     </w:lvl>
   </w:abstractNum>
-  <w:abstractNum w:abstractNumId="29" w15:restartNumberingAfterBreak="0">
+  <w:abstractNum w:abstractNumId="38" w15:restartNumberingAfterBreak="0">
     <w:nsid w:val="7E031A23"/>
     <w:multiLevelType w:val="hybridMultilevel"/>
     <w:tmpl w:val="7D3AB772"/>
@@ -5335,7 +6639,7 @@
       </w:rPr>
     </w:lvl>
   </w:abstractNum>
-  <w:abstractNum w:abstractNumId="30" w15:restartNumberingAfterBreak="0">
+  <w:abstractNum w:abstractNumId="39" w15:restartNumberingAfterBreak="0">
     <w:nsid w:val="7E24725C"/>
     <w:multiLevelType w:val="hybridMultilevel"/>
     <w:tmpl w:val="FD9615D4"/>
@@ -5449,97 +6753,124 @@
     </w:lvl>
   </w:abstractNum>
   <w:num w:numId="1" w16cid:durableId="262155457">
-    <w:abstractNumId w:val="28"/>
+    <w:abstractNumId w:val="37"/>
   </w:num>
   <w:num w:numId="2" w16cid:durableId="1514144929">
-    <w:abstractNumId w:val="18"/>
+    <w:abstractNumId w:val="25"/>
   </w:num>
   <w:num w:numId="3" w16cid:durableId="1168398032">
-    <w:abstractNumId w:val="12"/>
+    <w:abstractNumId w:val="17"/>
   </w:num>
   <w:num w:numId="4" w16cid:durableId="1630352768">
-    <w:abstractNumId w:val="16"/>
+    <w:abstractNumId w:val="22"/>
   </w:num>
   <w:num w:numId="5" w16cid:durableId="772675639">
-    <w:abstractNumId w:val="29"/>
+    <w:abstractNumId w:val="38"/>
   </w:num>
   <w:num w:numId="6" w16cid:durableId="26805806">
-    <w:abstractNumId w:val="11"/>
+    <w:abstractNumId w:val="15"/>
   </w:num>
   <w:num w:numId="7" w16cid:durableId="1230001540">
-    <w:abstractNumId w:val="3"/>
+    <w:abstractNumId w:val="4"/>
   </w:num>
   <w:num w:numId="8" w16cid:durableId="1380012105">
-    <w:abstractNumId w:val="24"/>
+    <w:abstractNumId w:val="32"/>
   </w:num>
   <w:num w:numId="9" w16cid:durableId="1084452723">
-    <w:abstractNumId w:val="27"/>
+    <w:abstractNumId w:val="35"/>
   </w:num>
   <w:num w:numId="10" w16cid:durableId="610472221">
-    <w:abstractNumId w:val="7"/>
+    <w:abstractNumId w:val="9"/>
   </w:num>
   <w:num w:numId="11" w16cid:durableId="348411930">
-    <w:abstractNumId w:val="14"/>
+    <w:abstractNumId w:val="19"/>
   </w:num>
   <w:num w:numId="12" w16cid:durableId="478495856">
-    <w:abstractNumId w:val="8"/>
+    <w:abstractNumId w:val="10"/>
   </w:num>
   <w:num w:numId="13" w16cid:durableId="969364188">
     <w:abstractNumId w:val="0"/>
   </w:num>
   <w:num w:numId="14" w16cid:durableId="218131672">
-    <w:abstractNumId w:val="9"/>
+    <w:abstractNumId w:val="12"/>
   </w:num>
   <w:num w:numId="15" w16cid:durableId="182210709">
-    <w:abstractNumId w:val="6"/>
+    <w:abstractNumId w:val="7"/>
   </w:num>
   <w:num w:numId="16" w16cid:durableId="907769446">
-    <w:abstractNumId w:val="13"/>
+    <w:abstractNumId w:val="18"/>
   </w:num>
   <w:num w:numId="17" w16cid:durableId="1432166805">
-    <w:abstractNumId w:val="22"/>
+    <w:abstractNumId w:val="29"/>
   </w:num>
   <w:num w:numId="18" w16cid:durableId="30696019">
-    <w:abstractNumId w:val="5"/>
+    <w:abstractNumId w:val="6"/>
   </w:num>
   <w:num w:numId="19" w16cid:durableId="1947149348">
     <w:abstractNumId w:val="2"/>
   </w:num>
   <w:num w:numId="20" w16cid:durableId="1168978908">
-    <w:abstractNumId w:val="17"/>
+    <w:abstractNumId w:val="24"/>
   </w:num>
   <w:num w:numId="21" w16cid:durableId="978606747">
-    <w:abstractNumId w:val="10"/>
+    <w:abstractNumId w:val="14"/>
   </w:num>
   <w:num w:numId="22" w16cid:durableId="915018539">
-    <w:abstractNumId w:val="21"/>
+    <w:abstractNumId w:val="28"/>
   </w:num>
   <w:num w:numId="23" w16cid:durableId="985403239">
-    <w:abstractNumId w:val="20"/>
+    <w:abstractNumId w:val="27"/>
   </w:num>
   <w:num w:numId="24" w16cid:durableId="1113596823">
-    <w:abstractNumId w:val="23"/>
+    <w:abstractNumId w:val="31"/>
   </w:num>
   <w:num w:numId="25" w16cid:durableId="1329016236">
-    <w:abstractNumId w:val="26"/>
+    <w:abstractNumId w:val="34"/>
   </w:num>
   <w:num w:numId="26" w16cid:durableId="1194608742">
-    <w:abstractNumId w:val="15"/>
+    <w:abstractNumId w:val="21"/>
   </w:num>
   <w:num w:numId="27" w16cid:durableId="543978759">
     <w:abstractNumId w:val="1"/>
   </w:num>
   <w:num w:numId="28" w16cid:durableId="936257676">
-    <w:abstractNumId w:val="4"/>
+    <w:abstractNumId w:val="5"/>
   </w:num>
   <w:num w:numId="29" w16cid:durableId="558708847">
-    <w:abstractNumId w:val="19"/>
+    <w:abstractNumId w:val="26"/>
   </w:num>
   <w:num w:numId="30" w16cid:durableId="1866552303">
-    <w:abstractNumId w:val="25"/>
+    <w:abstractNumId w:val="33"/>
   </w:num>
   <w:num w:numId="31" w16cid:durableId="69469136">
+    <w:abstractNumId w:val="39"/>
+  </w:num>
+  <w:num w:numId="32" w16cid:durableId="449322393">
     <w:abstractNumId w:val="30"/>
+  </w:num>
+  <w:num w:numId="33" w16cid:durableId="1944268558">
+    <w:abstractNumId w:val="3"/>
+  </w:num>
+  <w:num w:numId="34" w16cid:durableId="192117425">
+    <w:abstractNumId w:val="13"/>
+  </w:num>
+  <w:num w:numId="35" w16cid:durableId="1224488912">
+    <w:abstractNumId w:val="20"/>
+  </w:num>
+  <w:num w:numId="36" w16cid:durableId="132137116">
+    <w:abstractNumId w:val="11"/>
+  </w:num>
+  <w:num w:numId="37" w16cid:durableId="2032026002">
+    <w:abstractNumId w:val="23"/>
+  </w:num>
+  <w:num w:numId="38" w16cid:durableId="1700810937">
+    <w:abstractNumId w:val="36"/>
+  </w:num>
+  <w:num w:numId="39" w16cid:durableId="1477989724">
+    <w:abstractNumId w:val="8"/>
+  </w:num>
+  <w:num w:numId="40" w16cid:durableId="1568494708">
+    <w:abstractNumId w:val="16"/>
   </w:num>
 </w:numbering>
 </file>
@@ -5942,7 +7273,7 @@
   <w:style w:type="paragraph" w:default="1" w:styleId="Normal">
     <w:name w:val="Normal"/>
     <w:qFormat/>
-    <w:rsid w:val="00FB62D3"/>
+    <w:rsid w:val="00885046"/>
     <w:pPr>
       <w:spacing w:after="0" w:line="240" w:lineRule="auto"/>
     </w:pPr>
